--- a/Examples/GroupDocs.Assembly.Examples.Java/Data/Output/Word Reports/OuterDocInsertion_report.docx
+++ b/Examples/GroupDocs.Assembly.Examples.Java/Data/Output/Word Reports/OuterDocInsertion_report.docx
@@ -1,7 +1,7 @@
 
 <file path=word/document.xml><?xml version="1.0" encoding="utf-8"?>
 <w:document xmlns:wpc="http://schemas.microsoft.com/office/word/2010/wordprocessingCanvas" xmlns:cx="http://schemas.microsoft.com/office/drawing/2014/chartex" xmlns:cx1="http://schemas.microsoft.com/office/drawing/2015/9/8/chartex" xmlns:cx2="http://schemas.microsoft.com/office/drawing/2015/10/21/chartex" xmlns:cx3="http://schemas.microsoft.com/office/drawing/2016/5/9/chartex" xmlns:cx4="http://schemas.microsoft.com/office/drawing/2016/5/10/chartex" xmlns:cx5="http://schemas.microsoft.com/office/drawing/2016/5/11/chartex" xmlns:mc="http://schemas.openxmlformats.org/markup-compatibility/2006" xmlns:o="urn:schemas-microsoft-com:office:office" xmlns:r="http://schemas.openxmlformats.org/officeDocument/2006/relationships" xmlns:m="http://schemas.openxmlformats.org/officeDocument/2006/math" xmlns:v="urn:schemas-microsoft-com:vml" xmlns:wp14="http://schemas.microsoft.com/office/word/2010/wordprocessingDrawing" xmlns:wp="http://schemas.openxmlformats.org/drawingml/2006/wordprocessingDrawing" xmlns:w10="urn:schemas-microsoft-com:office:word" xmlns:w="http://schemas.openxmlformats.org/wordprocessingml/2006/main" xmlns:w14="http://schemas.microsoft.com/office/word/2010/wordml" xmlns:w15="http://schemas.microsoft.com/office/word/2012/wordml" xmlns:wne="http://schemas.microsoft.com/office/word/2006/wordml" xmlns:wpg="http://schemas.microsoft.com/office/word/2010/wordprocessingGroup" xmlns:wpi="http://schemas.microsoft.com/office/word/2010/wordprocessingInk" xmlns:wps="http://schemas.microsoft.com/office/word/2010/wordprocessingShape" mc:Ignorable="w14 w15 wp14">
-  <!-- Generated by Aspose.Words for Java 18.10 -->
+  <!-- Generated by Aspose.Words for Java 26.3.0 -->
   <w:body>
     <w:p>
       <w:pPr>
@@ -80,7 +80,7 @@
                           </w:p>
                         </w:txbxContent>
                       </wps:txbx>
-                      <wps:bodyPr rot="0" spcFirstLastPara="0" vertOverflow="overflow" horzOverflow="overflow" vert="horz" wrap="square" numCol="1" spcCol="0" rtlCol="0" fromWordArt="0" anchor="t" anchorCtr="0" forceAA="0" compatLnSpc="1">
+                      <wps:bodyPr rot="0" spcFirstLastPara="0" vertOverflow="overflow" horzOverflow="overflow" vert="horz" wrap="square" lIns="91440" tIns="45720" rIns="91440" bIns="45720" numCol="1" spcCol="0" rtlCol="0" fromWordArt="0" anchor="t" anchorCtr="0" forceAA="0" compatLnSpc="1">
                         <a:prstTxWarp prst="textNoShape">
                           <a:avLst/>
                         </a:prstTxWarp>
@@ -97,7 +97,7 @@
                 <v:stroke joinstyle="miter"/>
                 <v:path gradientshapeok="t" o:connecttype="rect"/>
               </v:shapetype>
-              <v:shape id="Text Box 6" o:spid="_x0000_i1025" type="#_x0000_t202" style="width:114pt;height:105.75pt;mso-wrap-distance-bottom:0;mso-wrap-distance-left:0;mso-wrap-distance-right:0;mso-wrap-distance-top:0;v-text-anchor:top" fillcolor="black" stroked="t" strokecolor="black" strokeweight="0.5pt">
+              <v:shape id="Text Box 6" o:spid="_x0000_i1025" type="#_x0000_t202" style="width:114pt;height:105.75pt;mso-wrap-distance-bottom:0;mso-wrap-distance-left:0;mso-wrap-distance-right:0;mso-wrap-distance-top:0;v-text-anchor:top" stroked="t" strokecolor="black" strokeweight="0.5pt">
                 <v:fill r:id="rId4" o:title="" recolor="t" rotate="t" type="frame"/>
                 <v:textbox>
                   <w:txbxContent>
@@ -133,7 +133,6 @@
         </w:rPr>
         <w:t>John Smith</w:t>
       </w:r>
-      <w:bookmarkStart w:id="0" w:name="_GoBack"/>
       <w:r>
         <w:rPr>
           <w:b/>
@@ -176,7 +175,6 @@
           <w:lang w:val="en-US" w:eastAsia="ru-RU"/>
         </w:rPr>
       </w:pPr>
-      <w:bookmarkEnd w:id="0"/>
     </w:p>
     <w:p>
       <w:pPr>
@@ -211,7 +209,7 @@
               <wp:inline distT="0" distB="0" distL="0" distR="0">
                 <wp:extent cx="1447800" cy="1343025"/>
                 <wp:effectExtent l="0" t="0" r="19050" b="28575"/>
-                <wp:docPr id="203042605" name="Text Box 6"/>
+                <wp:docPr id="136600716" name="Text Box 6"/>
                 <wp:cNvGraphicFramePr/>
                 <a:graphic xmlns:a="http://schemas.openxmlformats.org/drawingml/2006/main">
                   <a:graphicData uri="http://schemas.microsoft.com/office/word/2010/wordprocessingShape">
@@ -263,7 +261,7 @@
                           </w:p>
                         </w:txbxContent>
                       </wps:txbx>
-                      <wps:bodyPr rot="0" spcFirstLastPara="0" vertOverflow="overflow" horzOverflow="overflow" vert="horz" wrap="square" numCol="1" spcCol="0" rtlCol="0" fromWordArt="0" anchor="t" anchorCtr="0" forceAA="0" compatLnSpc="1">
+                      <wps:bodyPr rot="0" spcFirstLastPara="0" vertOverflow="overflow" horzOverflow="overflow" vert="horz" wrap="square" lIns="91440" tIns="45720" rIns="91440" bIns="45720" numCol="1" spcCol="0" rtlCol="0" fromWordArt="0" anchor="t" anchorCtr="0" forceAA="0" compatLnSpc="1">
                         <a:prstTxWarp prst="textNoShape">
                           <a:avLst/>
                         </a:prstTxWarp>
@@ -276,7 +274,7 @@
           </mc:Choice>
           <mc:Fallback>
             <w:pict>
-              <v:shape id="Text Box 6" o:spid="_x0000_i1026" type="#_x0000_t202" style="width:114pt;height:105.75pt;mso-wrap-distance-bottom:0;mso-wrap-distance-left:0;mso-wrap-distance-right:0;mso-wrap-distance-top:0;v-text-anchor:top" fillcolor="black" stroked="t" strokecolor="black" strokeweight="0.5pt">
+              <v:shape id="Text Box 6" o:spid="_x0000_i1026" type="#_x0000_t202" style="width:114pt;height:105.75pt;mso-wrap-distance-bottom:0;mso-wrap-distance-left:0;mso-wrap-distance-right:0;mso-wrap-distance-top:0;v-text-anchor:top" stroked="t" strokecolor="black" strokeweight="0.5pt">
                 <v:fill r:id="rId4" o:title="" recolor="t" rotate="t" type="frame"/>
                 <v:textbox>
                   <w:txbxContent>
@@ -388,7 +386,7 @@
               <wp:inline distT="0" distB="0" distL="0" distR="0">
                 <wp:extent cx="1447800" cy="1343025"/>
                 <wp:effectExtent l="0" t="0" r="19050" b="28575"/>
-                <wp:docPr id="1563361357" name="Text Box 6"/>
+                <wp:docPr id="762423356" name="Text Box 6"/>
                 <wp:cNvGraphicFramePr/>
                 <a:graphic xmlns:a="http://schemas.openxmlformats.org/drawingml/2006/main">
                   <a:graphicData uri="http://schemas.microsoft.com/office/word/2010/wordprocessingShape">
@@ -440,7 +438,7 @@
                           </w:p>
                         </w:txbxContent>
                       </wps:txbx>
-                      <wps:bodyPr rot="0" spcFirstLastPara="0" vertOverflow="overflow" horzOverflow="overflow" vert="horz" wrap="square" numCol="1" spcCol="0" rtlCol="0" fromWordArt="0" anchor="t" anchorCtr="0" forceAA="0" compatLnSpc="1">
+                      <wps:bodyPr rot="0" spcFirstLastPara="0" vertOverflow="overflow" horzOverflow="overflow" vert="horz" wrap="square" lIns="91440" tIns="45720" rIns="91440" bIns="45720" numCol="1" spcCol="0" rtlCol="0" fromWordArt="0" anchor="t" anchorCtr="0" forceAA="0" compatLnSpc="1">
                         <a:prstTxWarp prst="textNoShape">
                           <a:avLst/>
                         </a:prstTxWarp>
@@ -453,7 +451,7 @@
           </mc:Choice>
           <mc:Fallback>
             <w:pict>
-              <v:shape id="Text Box 6" o:spid="_x0000_i1027" type="#_x0000_t202" style="width:114pt;height:105.75pt;mso-wrap-distance-bottom:0;mso-wrap-distance-left:0;mso-wrap-distance-right:0;mso-wrap-distance-top:0;v-text-anchor:top" fillcolor="black" stroked="t" strokecolor="black" strokeweight="0.5pt">
+              <v:shape id="Text Box 6" o:spid="_x0000_i1027" type="#_x0000_t202" style="width:114pt;height:105.75pt;mso-wrap-distance-bottom:0;mso-wrap-distance-left:0;mso-wrap-distance-right:0;mso-wrap-distance-top:0;v-text-anchor:top" stroked="t" strokecolor="black" strokeweight="0.5pt">
                 <v:fill r:id="rId4" o:title="" recolor="t" rotate="t" type="frame"/>
                 <v:textbox>
                   <w:txbxContent>
@@ -489,6 +487,7 @@
         </w:rPr>
         <w:t>July James</w:t>
       </w:r>
+      <w:bookmarkStart w:id="0" w:name="_GoBack"/>
       <w:r>
         <w:rPr>
           <w:b/>
@@ -520,6 +519,7 @@
         <w:spacing w:after="0"/>
       </w:pPr>
     </w:p>
+    <w:bookmarkEnd w:id="0"/>
     <w:p>
       <w:pPr>
         <w:rPr>

--- a/Examples/GroupDocs.Assembly.Examples.Java/Data/Output/Word Reports/OuterDocInsertion_report.docx
+++ b/Examples/GroupDocs.Assembly.Examples.Java/Data/Output/Word Reports/OuterDocInsertion_report.docx
@@ -209,7 +209,7 @@
               <wp:inline distT="0" distB="0" distL="0" distR="0">
                 <wp:extent cx="1447800" cy="1343025"/>
                 <wp:effectExtent l="0" t="0" r="19050" b="28575"/>
-                <wp:docPr id="136600716" name="Text Box 6"/>
+                <wp:docPr id="569735491" name="Text Box 6"/>
                 <wp:cNvGraphicFramePr/>
                 <a:graphic xmlns:a="http://schemas.openxmlformats.org/drawingml/2006/main">
                   <a:graphicData uri="http://schemas.microsoft.com/office/word/2010/wordprocessingShape">
@@ -386,7 +386,7 @@
               <wp:inline distT="0" distB="0" distL="0" distR="0">
                 <wp:extent cx="1447800" cy="1343025"/>
                 <wp:effectExtent l="0" t="0" r="19050" b="28575"/>
-                <wp:docPr id="762423356" name="Text Box 6"/>
+                <wp:docPr id="239022619" name="Text Box 6"/>
                 <wp:cNvGraphicFramePr/>
                 <a:graphic xmlns:a="http://schemas.openxmlformats.org/drawingml/2006/main">
                   <a:graphicData uri="http://schemas.microsoft.com/office/word/2010/wordprocessingShape">

--- a/Examples/GroupDocs.Assembly.Examples.Java/Data/Output/Word Reports/OuterDocInsertion_report.docx
+++ b/Examples/GroupDocs.Assembly.Examples.Java/Data/Output/Word Reports/OuterDocInsertion_report.docx
@@ -209,7 +209,7 @@
               <wp:inline distT="0" distB="0" distL="0" distR="0">
                 <wp:extent cx="1447800" cy="1343025"/>
                 <wp:effectExtent l="0" t="0" r="19050" b="28575"/>
-                <wp:docPr id="569735491" name="Text Box 6"/>
+                <wp:docPr id="2074425888" name="Text Box 6"/>
                 <wp:cNvGraphicFramePr/>
                 <a:graphic xmlns:a="http://schemas.openxmlformats.org/drawingml/2006/main">
                   <a:graphicData uri="http://schemas.microsoft.com/office/word/2010/wordprocessingShape">
@@ -386,7 +386,7 @@
               <wp:inline distT="0" distB="0" distL="0" distR="0">
                 <wp:extent cx="1447800" cy="1343025"/>
                 <wp:effectExtent l="0" t="0" r="19050" b="28575"/>
-                <wp:docPr id="239022619" name="Text Box 6"/>
+                <wp:docPr id="549739299" name="Text Box 6"/>
                 <wp:cNvGraphicFramePr/>
                 <a:graphic xmlns:a="http://schemas.openxmlformats.org/drawingml/2006/main">
                   <a:graphicData uri="http://schemas.microsoft.com/office/word/2010/wordprocessingShape">

--- a/Examples/GroupDocs.Assembly.Examples.Java/Data/Output/Word Reports/OuterDocInsertion_report.docx
+++ b/Examples/GroupDocs.Assembly.Examples.Java/Data/Output/Word Reports/OuterDocInsertion_report.docx
@@ -209,7 +209,7 @@
               <wp:inline distT="0" distB="0" distL="0" distR="0">
                 <wp:extent cx="1447800" cy="1343025"/>
                 <wp:effectExtent l="0" t="0" r="19050" b="28575"/>
-                <wp:docPr id="2074425888" name="Text Box 6"/>
+                <wp:docPr id="148670968" name="Text Box 6"/>
                 <wp:cNvGraphicFramePr/>
                 <a:graphic xmlns:a="http://schemas.openxmlformats.org/drawingml/2006/main">
                   <a:graphicData uri="http://schemas.microsoft.com/office/word/2010/wordprocessingShape">
@@ -386,7 +386,7 @@
               <wp:inline distT="0" distB="0" distL="0" distR="0">
                 <wp:extent cx="1447800" cy="1343025"/>
                 <wp:effectExtent l="0" t="0" r="19050" b="28575"/>
-                <wp:docPr id="549739299" name="Text Box 6"/>
+                <wp:docPr id="1169909995" name="Text Box 6"/>
                 <wp:cNvGraphicFramePr/>
                 <a:graphic xmlns:a="http://schemas.openxmlformats.org/drawingml/2006/main">
                   <a:graphicData uri="http://schemas.microsoft.com/office/word/2010/wordprocessingShape">
